--- a/docs/tech/ezEKP/ezEKP 서브모듈 메모리 크기 설정 방법.docx
+++ b/docs/tech/ezEKP/ezEKP 서브모듈 메모리 크기 설정 방법.docx
@@ -800,7 +800,22 @@
         <w:t>시스템</w:t>
       </w:r>
       <w:r>
-        <w:t xml:space="preserve"> 메모리가 64GB인 경우</w:t>
+        <w:t xml:space="preserve"> 메모리가</w:t>
+      </w:r>
+      <w:r>
+        <w:t xml:space="preserve"> 32</w:t>
+      </w:r>
+      <w:r>
+        <w:t>GB</w:t>
+      </w:r>
+      <w:r>
+        <w:rPr>
+          <w:rFonts w:hint="eastAsia"/>
+        </w:rPr>
+        <w:t>이상</w:t>
+      </w:r>
+      <w:r>
+        <w:t>인 경우</w:t>
       </w:r>
     </w:p>
     <w:p>
@@ -813,7 +828,21 @@
         <w:ind w:leftChars="0"/>
       </w:pPr>
       <w:r>
-        <w:t>ezFlowApp은 패키지 디폴트 설정을 그대로 사용(최대 16GB)</w:t>
+        <w:t>ezFlowApp은</w:t>
+      </w:r>
+      <w:r>
+        <w:t xml:space="preserve"> –</w:t>
+      </w:r>
+      <w:r>
+        <w:t>Xms128</w:t>
+      </w:r>
+      <w:bookmarkStart w:id="3" w:name="_GoBack"/>
+      <w:bookmarkEnd w:id="3"/>
+      <w:r>
+        <w:t>m –Xmx3072</w:t>
+      </w:r>
+      <w:r>
+        <w:t>m 로 설정</w:t>
       </w:r>
     </w:p>
     <w:p>
@@ -826,7 +855,22 @@
         <w:ind w:leftChars="0"/>
       </w:pPr>
       <w:r>
-        <w:t>JMocha Gateway Server는 패키지 디폴트 설정을 그대로 사용(최대 16GB)</w:t>
+        <w:t>JMocha Gateway Server는</w:t>
+      </w:r>
+      <w:r>
+        <w:rPr>
+          <w:rFonts w:hint="eastAsia"/>
+        </w:rPr>
+        <w:t xml:space="preserve"> </w:t>
+      </w:r>
+      <w:r>
+        <w:t>–Xms128</w:t>
+      </w:r>
+      <w:r>
+        <w:t>m –Xmx768</w:t>
+      </w:r>
+      <w:r>
+        <w:t>m 로 설정</w:t>
       </w:r>
     </w:p>
     <w:p>
@@ -839,7 +883,13 @@
         <w:ind w:leftChars="0"/>
       </w:pPr>
       <w:r>
-        <w:t>JMocha Mail Server는 -Xms128m -Xmx8192m 로 설정</w:t>
+        <w:t>JMocha Mail Server는</w:t>
+      </w:r>
+      <w:r>
+        <w:t xml:space="preserve"> -Xms128m –Xmx1536</w:t>
+      </w:r>
+      <w:r>
+        <w:t>m 로 설정</w:t>
       </w:r>
     </w:p>
     <w:p>
@@ -871,7 +921,7 @@
         <w:t>시스템</w:t>
       </w:r>
       <w:r>
-        <w:t xml:space="preserve"> 메모리가 32GB인 경우</w:t>
+        <w:t xml:space="preserve"> 메모리가 16GB인 경우</w:t>
       </w:r>
     </w:p>
     <w:p>
@@ -884,7 +934,16 @@
         <w:ind w:leftChars="0"/>
       </w:pPr>
       <w:r>
-        <w:t>ezFlowApp은 패키지 디폴트 설정을 그대로 사용(최대 8GB)</w:t>
+        <w:t>ezFlowApp은 –</w:t>
+      </w:r>
+      <w:r>
+        <w:t>Xms128</w:t>
+      </w:r>
+      <w:r>
+        <w:t>m –Xmx2048</w:t>
+      </w:r>
+      <w:r>
+        <w:t>m 로 설정</w:t>
       </w:r>
     </w:p>
     <w:p>
@@ -897,7 +956,22 @@
         <w:ind w:leftChars="0"/>
       </w:pPr>
       <w:r>
-        <w:t>JMocha Gateway Server는 패키지 디폴트 설정을 그대로 사용(최대 8GB)</w:t>
+        <w:t>JMocha Gateway Server는</w:t>
+      </w:r>
+      <w:r>
+        <w:rPr>
+          <w:rFonts w:hint="eastAsia"/>
+        </w:rPr>
+        <w:t xml:space="preserve"> </w:t>
+      </w:r>
+      <w:r>
+        <w:t>–Xms128</w:t>
+      </w:r>
+      <w:r>
+        <w:t>m –Xmx512</w:t>
+      </w:r>
+      <w:r>
+        <w:t>m 로 설정</w:t>
       </w:r>
     </w:p>
     <w:p>
@@ -910,10 +984,10 @@
         <w:ind w:leftChars="0"/>
       </w:pPr>
       <w:r>
-        <w:t>JMocha Mail Server는</w:t>
-      </w:r>
-      <w:r>
-        <w:t xml:space="preserve"> -Xms128m –Xmx8192</w:t>
+        <w:t>JMocha Mail Server는 -Xms128m –</w:t>
+      </w:r>
+      <w:r>
+        <w:t>Xmx1024</w:t>
       </w:r>
       <w:r>
         <w:t>m 로 설정</w:t>
@@ -929,7 +1003,13 @@
         <w:ind w:leftChars="0"/>
       </w:pPr>
       <w:r>
-        <w:t>MariaDB는 innodb_buffer_pool_size = 8G 로 설정</w:t>
+        <w:t xml:space="preserve">MariaDB는 </w:t>
+      </w:r>
+      <w:r>
+        <w:t>innodb_buffer_pool_size = 4</w:t>
+      </w:r>
+      <w:r>
+        <w:t>G 로 설정</w:t>
       </w:r>
     </w:p>
     <w:p>
@@ -948,7 +1028,7 @@
         <w:t>시스템</w:t>
       </w:r>
       <w:r>
-        <w:t xml:space="preserve"> 메모리가 16GB인 경우</w:t>
+        <w:t xml:space="preserve"> 메모리가 8GB인 경우</w:t>
       </w:r>
     </w:p>
     <w:p>
@@ -961,7 +1041,19 @@
         <w:ind w:leftChars="0"/>
       </w:pPr>
       <w:r>
-        <w:t>ezFlowApp은 패키지 디폴트 설정을 그대로 사용(최대 4GB)</w:t>
+        <w:t>ezFlowApp은</w:t>
+      </w:r>
+      <w:r>
+        <w:t xml:space="preserve"> –</w:t>
+      </w:r>
+      <w:r>
+        <w:t>Xms128</w:t>
+      </w:r>
+      <w:r>
+        <w:t>m –Xmx1536</w:t>
+      </w:r>
+      <w:r>
+        <w:t>m 로 설정</w:t>
       </w:r>
     </w:p>
     <w:p>
@@ -974,7 +1066,22 @@
         <w:ind w:leftChars="0"/>
       </w:pPr>
       <w:r>
-        <w:t>JMocha Gateway Server는 패키지 디폴트 설정을 그대로 사용(최대 4GB)</w:t>
+        <w:t>JMocha Gateway Server는</w:t>
+      </w:r>
+      <w:r>
+        <w:rPr>
+          <w:rFonts w:hint="eastAsia"/>
+        </w:rPr>
+        <w:t xml:space="preserve"> </w:t>
+      </w:r>
+      <w:r>
+        <w:t>–Xms128</w:t>
+      </w:r>
+      <w:r>
+        <w:t>m –Xmx256</w:t>
+      </w:r>
+      <w:r>
+        <w:t>m 로 설정</w:t>
       </w:r>
     </w:p>
     <w:p>
@@ -987,7 +1094,19 @@
         <w:ind w:leftChars="0"/>
       </w:pPr>
       <w:r>
-        <w:t>JMocha Mail Server는 -Xms128m -Xmx3584m 로 설정</w:t>
+        <w:t>JMocha Mail Server는</w:t>
+      </w:r>
+      <w:r>
+        <w:t xml:space="preserve"> –</w:t>
+      </w:r>
+      <w:r>
+        <w:t>Xms128</w:t>
+      </w:r>
+      <w:r>
+        <w:t>m –Xmx768</w:t>
+      </w:r>
+      <w:r>
+        <w:t>m 로 설정</w:t>
       </w:r>
     </w:p>
     <w:p>
@@ -1000,7 +1119,13 @@
         <w:ind w:leftChars="0"/>
       </w:pPr>
       <w:r>
-        <w:t>MariaDB는 innodb_buffer_pool_size = 3G 로 설정</w:t>
+        <w:t>MariaDB는</w:t>
+      </w:r>
+      <w:r>
+        <w:t xml:space="preserve"> innodb_buffer_pool_size = 384</w:t>
+      </w:r>
+      <w:r>
+        <w:t>M 로 설정</w:t>
       </w:r>
     </w:p>
     <w:p>
@@ -1019,7 +1144,7 @@
         <w:t>시스템</w:t>
       </w:r>
       <w:r>
-        <w:t xml:space="preserve"> 메모리가 8GB인 경우</w:t>
+        <w:t xml:space="preserve"> 메모리가 4GB인 경우</w:t>
       </w:r>
     </w:p>
     <w:p>
@@ -1035,10 +1160,14 @@
         <w:t>ezFlowApp은</w:t>
       </w:r>
       <w:r>
-        <w:t xml:space="preserve"> -Xms512m –Xmx1024</w:t>
-      </w:r>
-      <w:bookmarkStart w:id="3" w:name="_GoBack"/>
-      <w:bookmarkEnd w:id="3"/>
+        <w:t xml:space="preserve"> –</w:t>
+      </w:r>
+      <w:r>
+        <w:t>Xms128</w:t>
+      </w:r>
+      <w:r>
+        <w:t>m –Xmx512</w:t>
+      </w:r>
       <w:r>
         <w:t>m 로 설정</w:t>
       </w:r>
@@ -1063,7 +1192,13 @@
         <w:t xml:space="preserve"> </w:t>
       </w:r>
       <w:r>
-        <w:t>–Xms256m –Xmx512m 로 설정</w:t>
+        <w:t>–Xms128</w:t>
+      </w:r>
+      <w:r>
+        <w:t>m –Xmx128</w:t>
+      </w:r>
+      <w:r>
+        <w:t>m 로 설정</w:t>
       </w:r>
     </w:p>
     <w:p>
@@ -1079,7 +1214,7 @@
         <w:t>JMocha Mail Server는</w:t>
       </w:r>
       <w:r>
-        <w:t xml:space="preserve"> -Xms128m –Xmx1536</w:t>
+        <w:t xml:space="preserve"> –Xms128m –Xmx512</w:t>
       </w:r>
       <w:r>
         <w:t>m 로 설정</w:t>
@@ -1098,96 +1233,16 @@
         <w:t>MariaDB는</w:t>
       </w:r>
       <w:r>
-        <w:t xml:space="preserve"> innodb_buffer_pool_size = 800</w:t>
+        <w:t xml:space="preserve"> </w:t>
+      </w:r>
+      <w:r>
+        <w:t>innodb_buff</w:t>
+      </w:r>
+      <w:r>
+        <w:t>er_pool_size = 256</w:t>
       </w:r>
       <w:r>
         <w:t>M 로 설정</w:t>
-      </w:r>
-    </w:p>
-    <w:p>
-      <w:pPr>
-        <w:pStyle w:val="a4"/>
-        <w:numPr>
-          <w:ilvl w:val="0"/>
-          <w:numId w:val="19"/>
-        </w:numPr>
-        <w:ind w:leftChars="0"/>
-      </w:pPr>
-      <w:r>
-        <w:rPr>
-          <w:rFonts w:hint="eastAsia"/>
-        </w:rPr>
-        <w:t>시스템</w:t>
-      </w:r>
-      <w:r>
-        <w:t xml:space="preserve"> 메모리가 4GB인 경우</w:t>
-      </w:r>
-    </w:p>
-    <w:p>
-      <w:pPr>
-        <w:pStyle w:val="a4"/>
-        <w:numPr>
-          <w:ilvl w:val="1"/>
-          <w:numId w:val="19"/>
-        </w:numPr>
-        <w:ind w:leftChars="0"/>
-      </w:pPr>
-      <w:r>
-        <w:t>ezFlowApp은 -Xms512m -Xmx768m 로 설정</w:t>
-      </w:r>
-    </w:p>
-    <w:p>
-      <w:pPr>
-        <w:pStyle w:val="a4"/>
-        <w:numPr>
-          <w:ilvl w:val="1"/>
-          <w:numId w:val="19"/>
-        </w:numPr>
-        <w:ind w:leftChars="0"/>
-      </w:pPr>
-      <w:r>
-        <w:t>JMocha Gateway Server는</w:t>
-      </w:r>
-      <w:r>
-        <w:rPr>
-          <w:rFonts w:hint="eastAsia"/>
-        </w:rPr>
-        <w:t xml:space="preserve"> </w:t>
-      </w:r>
-      <w:r>
-        <w:t>–Xms256m –Xmx512m 로 설정</w:t>
-      </w:r>
-    </w:p>
-    <w:p>
-      <w:pPr>
-        <w:pStyle w:val="a4"/>
-        <w:numPr>
-          <w:ilvl w:val="1"/>
-          <w:numId w:val="19"/>
-        </w:numPr>
-        <w:ind w:leftChars="0"/>
-      </w:pPr>
-      <w:r>
-        <w:t>JMocha Mail Server는 -Xms128m -Xmx1536m 로 설정</w:t>
-      </w:r>
-    </w:p>
-    <w:p>
-      <w:pPr>
-        <w:pStyle w:val="a4"/>
-        <w:numPr>
-          <w:ilvl w:val="1"/>
-          <w:numId w:val="19"/>
-        </w:numPr>
-        <w:ind w:leftChars="0"/>
-      </w:pPr>
-      <w:r>
-        <w:t>MariaDB는</w:t>
-      </w:r>
-      <w:r>
-        <w:t xml:space="preserve"> </w:t>
-      </w:r>
-      <w:r>
-        <w:t>innodb_buffer_pool_size = 384M 로 설정</w:t>
       </w:r>
     </w:p>
     <w:sectPr>
@@ -4134,7 +4189,7 @@
 </file>
 
 <file path=customXml/itemProps1.xml><?xml version="1.0" encoding="utf-8"?>
-<ds:datastoreItem xmlns:ds="http://schemas.openxmlformats.org/officeDocument/2006/customXml" ds:itemID="{8388E528-E5C4-4191-A510-A563086E5E1E}">
+<ds:datastoreItem xmlns:ds="http://schemas.openxmlformats.org/officeDocument/2006/customXml" ds:itemID="{E7C8385C-CCE7-4FDC-A56E-A5700A786F29}">
   <ds:schemaRefs>
     <ds:schemaRef ds:uri="http://schemas.openxmlformats.org/officeDocument/2006/bibliography"/>
   </ds:schemaRefs>

--- a/docs/tech/ezEKP/ezEKP 서브모듈 메모리 크기 설정 방법.docx
+++ b/docs/tech/ezEKP/ezEKP 서브모듈 메모리 크기 설정 방법.docx
@@ -797,6 +797,64 @@
         <w:rPr>
           <w:rFonts w:hint="eastAsia"/>
         </w:rPr>
+        <w:t xml:space="preserve">아래 모든 </w:t>
+      </w:r>
+      <w:r>
+        <w:rPr>
+          <w:rFonts w:hint="eastAsia"/>
+        </w:rPr>
+        <w:t>경우</w:t>
+      </w:r>
+      <w:r>
+        <w:rPr>
+          <w:rFonts w:hint="eastAsia"/>
+        </w:rPr>
+        <w:t xml:space="preserve">에서 </w:t>
+      </w:r>
+      <w:r>
+        <w:t>ezMobile</w:t>
+      </w:r>
+      <w:r>
+        <w:rPr>
+          <w:rFonts w:hint="eastAsia"/>
+        </w:rPr>
+        <w:t xml:space="preserve">은 </w:t>
+      </w:r>
+      <w:r>
+        <w:t>ezFlow</w:t>
+      </w:r>
+      <w:r>
+        <w:rPr>
+          <w:rFonts w:hint="eastAsia"/>
+        </w:rPr>
+        <w:t xml:space="preserve">와 동일한 </w:t>
+      </w:r>
+      <w:r>
+        <w:rPr>
+          <w:rFonts w:hint="eastAsia"/>
+        </w:rPr>
+        <w:t>기준</w:t>
+      </w:r>
+      <w:r>
+        <w:rPr>
+          <w:rFonts w:hint="eastAsia"/>
+        </w:rPr>
+        <w:t>으로 설정</w:t>
+      </w:r>
+    </w:p>
+    <w:p>
+      <w:pPr>
+        <w:pStyle w:val="a4"/>
+        <w:numPr>
+          <w:ilvl w:val="0"/>
+          <w:numId w:val="19"/>
+        </w:numPr>
+        <w:ind w:leftChars="0"/>
+      </w:pPr>
+      <w:r>
+        <w:rPr>
+          <w:rFonts w:hint="eastAsia"/>
+        </w:rPr>
         <w:t>시스템</w:t>
       </w:r>
       <w:r>
@@ -828,7 +886,13 @@
         <w:ind w:leftChars="0"/>
       </w:pPr>
       <w:r>
-        <w:t>ezFlowApp은</w:t>
+        <w:t>ezFlow</w:t>
+      </w:r>
+      <w:r>
+        <w:rPr>
+          <w:rFonts w:hint="eastAsia"/>
+        </w:rPr>
+        <w:t>는</w:t>
       </w:r>
       <w:r>
         <w:t xml:space="preserve"> –</w:t>
@@ -836,13 +900,8 @@
       <w:r>
         <w:t>Xms128</w:t>
       </w:r>
-      <w:bookmarkStart w:id="3" w:name="_GoBack"/>
-      <w:bookmarkEnd w:id="3"/>
-      <w:r>
-        <w:t>m –Xmx3072</w:t>
-      </w:r>
-      <w:r>
-        <w:t>m 로 설정</w:t>
+      <w:r>
+        <w:t>m –Xmx3072m 로 설정</w:t>
       </w:r>
     </w:p>
     <w:p>
@@ -934,7 +993,16 @@
         <w:ind w:leftChars="0"/>
       </w:pPr>
       <w:r>
-        <w:t>ezFlowApp은 –</w:t>
+        <w:t>ezFlow</w:t>
+      </w:r>
+      <w:r>
+        <w:rPr>
+          <w:rFonts w:hint="eastAsia"/>
+        </w:rPr>
+        <w:t>는</w:t>
+      </w:r>
+      <w:r>
+        <w:t xml:space="preserve"> –</w:t>
       </w:r>
       <w:r>
         <w:t>Xms128</w:t>
@@ -1041,7 +1109,13 @@
         <w:ind w:leftChars="0"/>
       </w:pPr>
       <w:r>
-        <w:t>ezFlowApp은</w:t>
+        <w:t>ezFlow</w:t>
+      </w:r>
+      <w:r>
+        <w:rPr>
+          <w:rFonts w:hint="eastAsia"/>
+        </w:rPr>
+        <w:t>는</w:t>
       </w:r>
       <w:r>
         <w:t xml:space="preserve"> –</w:t>
@@ -1157,8 +1231,17 @@
         <w:ind w:leftChars="0"/>
       </w:pPr>
       <w:r>
-        <w:t>ezFlowApp은</w:t>
-      </w:r>
+        <w:lastRenderedPageBreak/>
+        <w:t>ezFlow</w:t>
+      </w:r>
+      <w:r>
+        <w:rPr>
+          <w:rFonts w:hint="eastAsia"/>
+        </w:rPr>
+        <w:t>는</w:t>
+      </w:r>
+      <w:bookmarkStart w:id="3" w:name="_GoBack"/>
+      <w:bookmarkEnd w:id="3"/>
       <w:r>
         <w:t xml:space="preserve"> –</w:t>
       </w:r>
@@ -1182,7 +1265,6 @@
         <w:ind w:leftChars="0"/>
       </w:pPr>
       <w:r>
-        <w:lastRenderedPageBreak/>
         <w:t>JMocha Gateway Server는</w:t>
       </w:r>
       <w:r>
@@ -4189,7 +4271,7 @@
 </file>
 
 <file path=customXml/itemProps1.xml><?xml version="1.0" encoding="utf-8"?>
-<ds:datastoreItem xmlns:ds="http://schemas.openxmlformats.org/officeDocument/2006/customXml" ds:itemID="{E7C8385C-CCE7-4FDC-A56E-A5700A786F29}">
+<ds:datastoreItem xmlns:ds="http://schemas.openxmlformats.org/officeDocument/2006/customXml" ds:itemID="{FBFB6082-B7B5-4246-BAFC-86AC99D35A74}">
   <ds:schemaRefs>
     <ds:schemaRef ds:uri="http://schemas.openxmlformats.org/officeDocument/2006/bibliography"/>
   </ds:schemaRefs>
